--- a/static/docx/tubular/Ficha_Tecnica_Fleece96_INTELA.docx
+++ b/static/docx/tubular/Ficha_Tecnica_Fleece96_INTELA.docx
@@ -148,11 +148,6 @@
         </w:tc>
       </w:tr>
     </w:tbl>
-    <w:p>
-      <w:pPr>
-        <w:spacing w:before="0" w:after="0"/>
-      </w:pPr>
-    </w:p>
     <w:p>
       <w:pPr>
         <w:spacing w:after="0" w:before="40"/>
@@ -1063,7 +1058,7 @@
     </w:tbl>
     <w:p>
       <w:pPr>
-        <w:spacing w:before="0" w:after="0"/>
+        <w:spacing w:before="0" w:after="0" w:line="100" w:lineRule="exact"/>
       </w:pPr>
     </w:p>
     <w:p>
@@ -1339,12 +1334,6 @@
                 <w:sz w:val="18"/>
               </w:rPr>
               <w:t xml:space="preserve">  Temperatura máxima de lavado 30 °C</w:t>
-            </w:r>
-            <w:r>
-              <w:rPr>
-                <w:rFonts w:ascii="Arial" w:hAnsi="Arial"/>
-                <w:sz w:val="18"/>
-              </w:rPr>
               <w:br/>
               <w:t xml:space="preserve">  (ambiente), proceso normal.</w:t>
             </w:r>
@@ -1565,12 +1554,6 @@
                 <w:sz w:val="18"/>
               </w:rPr>
               <w:t xml:space="preserve">  No usar cloro. Solo blanqueador a base</w:t>
-            </w:r>
-            <w:r>
-              <w:rPr>
-                <w:rFonts w:ascii="Arial" w:hAnsi="Arial"/>
-                <w:sz w:val="18"/>
-              </w:rPr>
               <w:br/>
               <w:t xml:space="preserve">  de peróxido (cuando sea necesario).</w:t>
             </w:r>
@@ -1791,12 +1774,6 @@
                 <w:sz w:val="18"/>
               </w:rPr>
               <w:t xml:space="preserve">  Secar en tendedero por el revés</w:t>
-            </w:r>
-            <w:r>
-              <w:rPr>
-                <w:rFonts w:ascii="Arial" w:hAnsi="Arial"/>
-                <w:sz w:val="18"/>
-              </w:rPr>
               <w:br/>
               <w:t xml:space="preserve">  y a la sombra.</w:t>
             </w:r>
@@ -1908,12 +1885,6 @@
                 <w:sz w:val="18"/>
               </w:rPr>
               <w:t xml:space="preserve">  Secado a temperatura baja,</w:t>
-            </w:r>
-            <w:r>
-              <w:rPr>
-                <w:rFonts w:ascii="Arial" w:hAnsi="Arial"/>
-                <w:sz w:val="18"/>
-              </w:rPr>
               <w:br/>
               <w:t xml:space="preserve">  temperatura máxima 60 °C.</w:t>
             </w:r>
@@ -2025,12 +1996,6 @@
                 <w:sz w:val="18"/>
               </w:rPr>
               <w:t xml:space="preserve">  Planchar a una temperatura máxima</w:t>
-            </w:r>
-            <w:r>
-              <w:rPr>
-                <w:rFonts w:ascii="Arial" w:hAnsi="Arial"/>
-                <w:sz w:val="18"/>
-              </w:rPr>
               <w:br/>
               <w:t xml:space="preserve">  de la base de 110 °C, sin vapor.</w:t>
             </w:r>
@@ -2228,7 +2193,7 @@
     </w:tbl>
     <w:p>
       <w:pPr>
-        <w:spacing w:before="0" w:after="0"/>
+        <w:spacing w:before="0" w:after="0" w:line="100" w:lineRule="exact"/>
       </w:pPr>
     </w:p>
     <w:p>
@@ -2285,7 +2250,7 @@
     </w:tbl>
     <w:p>
       <w:pPr>
-        <w:spacing w:before="0" w:after="0"/>
+        <w:spacing w:before="0" w:after="0" w:line="100" w:lineRule="exact"/>
       </w:pPr>
     </w:p>
     <w:tbl>
@@ -2449,7 +2414,7 @@
     </w:tbl>
     <w:sectPr>
       <w:pgSz w:w="11906" w:h="16838"/>
-      <w:pgMar w:top="680" w:right="850" w:bottom="680" w:left="850" w:header="720" w:footer="720" w:gutter="0"/>
+      <w:pgMar w:top="220" w:right="850" w:bottom="220" w:left="850" w:header="720" w:footer="720" w:gutter="0"/>
       <w:cols w:space="720"/>
       <w:docGrid w:linePitch="360"/>
     </w:sectPr>
